--- a/4-Misc/Legal Disputes/Orthodontics/民事起诉状.docx
+++ b/4-Misc/Legal Disputes/Orthodontics/民事起诉状.docx
@@ -144,7 +144,7 @@
           <w:sz w:val="24"/>
           <w:szCs w:val="24"/>
         </w:rPr>
-        <w:t>2022年9月18日，原告在被告处购买“INVISALIGN隐适美隐形矫正（复杂版）”牙齿矫正服务，并一次性支付全部服务费人民币29,000元，收费单号为BL202209180119。被告收取费用后，指派其接诊医生张建峰担任原告的主治医生。原告的历次检查、方案设计及矫正治疗，均由张建峰在被告经营场所北京市朝阳区东直门外大街12号内实施。张建峰在微信沟通中亦称“我们5.12去薇琳片切”，被告客服称其为“张医生”并负责协调其出诊时间，足以证明张建峰系代表被告履行合同的接诊医生，其诊疗行为的法律后果应由被告承担。原、被告之间由此成立牙齿矫正医疗服务合同关系，被告负有持续提供牙齿矫正诊疗服务直至矫正完成的合同义务。</w:t>
+        <w:t>2022年9月18日，原告在被告处购买“INVISALIGN隐适美隐形矫正（复杂版）”牙齿矫正服务，并于当日15时15分在被告经营场所通过支付宝账户一次性向被告支付全部服务费人民币29,000元（支付宝交易订单号2022091822001444331452866851，付款方式为中国邮政储蓄银行储蓄卡尾号3397），被告就此向原告开具单号为BL202209180119的收费单。被告收取费用后，指派其接诊医生张建峰担任原告的主治医生。原告的历次检查、方案设计及矫正治疗，均由张建峰在被告经营场所北京市朝阳区东直门外大街12号内实施。张建峰在微信沟通中亦称“我们5.12去薇琳片切”，被告客服称其为“张医生”并负责协调其出诊时间，足以证明张建峰系代表被告履行合同的接诊医生，其诊疗行为的法律后果应由被告承担。原、被告之间由此成立牙齿矫正医疗服务合同关系，被告负有持续提供牙齿矫正诊疗服务直至矫正完成的合同义务。</w:t>
       </w:r>
     </w:p>
     <w:p>
@@ -310,7 +310,7 @@
           <w:sz w:val="24"/>
           <w:szCs w:val="24"/>
         </w:rPr>
-        <w:t>2026年09月16日</w:t>
+        <w:t>2026年10月16日</w:t>
       </w:r>
     </w:p>
     <w:sectPr>
